--- a/docs/NEXT_SESSION_BRIEF_GNI_S35.docx
+++ b/docs/NEXT_SESSION_BRIEF_GNI_S35.docx
@@ -232,7 +232,7 @@
                 <w:sz w:val="20"/>
                 <w:szCs w:val="20"/>
               </w:rPr>
-              <w:t xml:space="preserve">James Maverick (Bro Alpha) — Higher Diploma CS, Spring University Myanmar, Chiang Mai Thailand UTC+7</w:t>
+              <w:t xml:space="preserve">James Maverick — Higher Diploma CS, Spring University Myanmar, Chiang Mai Thailand UTC+7</w:t>
             </w:r>
           </w:p>
         </w:tc>
@@ -682,7 +682,7 @@
           <w:sz w:val="22"/>
           <w:szCs w:val="22"/>
         </w:rPr>
-        <w:t xml:space="preserve">Read full file before any patch (LR-076)</w:t>
+        <w:t xml:space="preserve">Read full file before any patch (GNI-L-022)</w:t>
       </w:r>
     </w:p>
     <w:p>
@@ -720,7 +720,7 @@
           <w:sz w:val="22"/>
           <w:szCs w:val="22"/>
         </w:rPr>
-        <w:t xml:space="preserve">Ship-to-file patch over bash heredoc (LR-078) — Git Bash corrupts heredocs</w:t>
+        <w:t xml:space="preserve">Ship-to-file patch over bash heredoc (GNI-L-001) — Git Bash corrupts heredocs</w:t>
       </w:r>
     </w:p>
     <w:p>
@@ -739,7 +739,7 @@
           <w:sz w:val="22"/>
           <w:szCs w:val="22"/>
         </w:rPr>
-        <w:t xml:space="preserve">py_compile ALL modified .py files before commit (LR-092)</w:t>
+        <w:t xml:space="preserve">py_compile ALL modified .py files before commit (GNI-L-003)</w:t>
       </w:r>
     </w:p>
     <w:p>
@@ -758,7 +758,7 @@
           <w:sz w:val="22"/>
           <w:szCs w:val="22"/>
         </w:rPr>
-        <w:t xml:space="preserve">When removing pip package → grep code/ for imports first (LR-098)</w:t>
+        <w:t xml:space="preserve">When removing pip package → grep code/ for imports first (GNI-L-006)</w:t>
       </w:r>
     </w:p>
     <w:p>
@@ -777,7 +777,7 @@
           <w:sz w:val="22"/>
           <w:szCs w:val="22"/>
         </w:rPr>
-        <w:t xml:space="preserve">HTTP error → r.text[:200] first (LR-095)</w:t>
+        <w:t xml:space="preserve">HTTP error → r.text[:200] first (GNI-L-004)</w:t>
       </w:r>
     </w:p>
     <w:p>
@@ -796,7 +796,7 @@
           <w:sz w:val="22"/>
           <w:szCs w:val="22"/>
         </w:rPr>
-        <w:t xml:space="preserve">Never dump raw DB blob columns &gt;1000 chars into AI prompts (LR-096)</w:t>
+        <w:t xml:space="preserve">Never dump raw DB blob columns &gt;1000 chars into AI prompts (GNI-L-005)</w:t>
       </w:r>
     </w:p>
     <w:p>
@@ -3969,7 +3969,7 @@
                 <w:sz w:val="20"/>
                 <w:szCs w:val="20"/>
               </w:rPr>
-              <w:t xml:space="preserve">LR-091 candidate</w:t>
+              <w:t xml:space="preserve">GNI-L-002 candidate</w:t>
             </w:r>
           </w:p>
         </w:tc>
@@ -4268,7 +4268,7 @@
           <w:sz w:val="22"/>
           <w:szCs w:val="22"/>
         </w:rPr>
-        <w:t xml:space="preserve">DO NOT grep one file and assume all files are clean (LR-098 lesson)</w:t>
+        <w:t xml:space="preserve">DO NOT grep one file and assume all files are clean (GNI-L-006 lesson)</w:t>
       </w:r>
     </w:p>
     <w:p>
